--- a/public/templates/preview/maintenance.docx
+++ b/public/templates/preview/maintenance.docx
@@ -5,371 +5,944 @@
     <w:p>
       <w:pPr>
         <w:pStyle w:val="Heading1"/>
-        <w:spacing w:after="240" w:before="240"/>
+        <w:spacing w:after="200" w:before="160"/>
       </w:pPr>
       <w:r>
         <w:rPr>
           <w:b/>
           <w:bCs/>
           <w:color w:val="0369A1"/>
-          <w:sz w:val="32"/>
-          <w:szCs w:val="32"/>
+          <w:sz w:val="30"/>
+          <w:szCs w:val="30"/>
         </w:rPr>
         <w:t xml:space="preserve">MAINTENANCE REQUEST</w:t>
       </w:r>
     </w:p>
     <w:p>
       <w:pPr>
-        <w:spacing w:after="80"/>
-      </w:pPr>
-      <w:r>
-        <w:rPr>
-          <w:b/>
-          <w:bCs/>
+        <w:spacing w:after="240"/>
+      </w:pPr>
+      <w:r>
+        <w:rPr>
+          <w:color w:val="0F172A"/>
           <w:sz w:val="22"/>
           <w:szCs w:val="22"/>
         </w:rPr>
-        <w:t xml:space="preserve">Property: </w:t>
-      </w:r>
-      <w:r>
-        <w:rPr>
-          <w:sz w:val="22"/>
-          <w:szCs w:val="22"/>
-        </w:rPr>
-        <w:t xml:space="preserve">Kileleshwa Apartments — Unit 3B</w:t>
-      </w:r>
-    </w:p>
-    <w:p>
-      <w:pPr>
-        <w:spacing w:after="80"/>
-      </w:pPr>
-      <w:r>
-        <w:rPr>
-          <w:b/>
-          <w:bCs/>
-          <w:sz w:val="22"/>
-          <w:szCs w:val="22"/>
-        </w:rPr>
-        <w:t xml:space="preserve">Tenant: </w:t>
-      </w:r>
-      <w:r>
-        <w:rPr>
-          <w:sz w:val="22"/>
-          <w:szCs w:val="22"/>
-        </w:rPr>
-        <w:t xml:space="preserve">Sample Tenant</w:t>
-      </w:r>
-    </w:p>
-    <w:p>
-      <w:pPr>
-        <w:spacing w:after="80"/>
-      </w:pPr>
-      <w:r>
-        <w:rPr>
-          <w:b/>
-          <w:bCs/>
-          <w:sz w:val="22"/>
-          <w:szCs w:val="22"/>
-        </w:rPr>
-        <w:t xml:space="preserve">Date submitted: </w:t>
-      </w:r>
-      <w:r>
-        <w:rPr>
-          <w:sz w:val="22"/>
-          <w:szCs w:val="22"/>
-        </w:rPr>
-        <w:t xml:space="preserve">2026-01-15</w:t>
+        <w:t xml:space="preserve">Raise this for any fault in the premises. A request in writing with a date on it is the difference between a repair that happens and a dispute about whether it was ever reported.</w:t>
       </w:r>
     </w:p>
     <w:p>
       <w:pPr>
         <w:pStyle w:val="Heading2"/>
-        <w:spacing w:after="120" w:before="200"/>
+        <w:spacing w:after="120" w:before="280"/>
       </w:pPr>
       <w:r>
         <w:rPr>
           <w:b/>
           <w:bCs/>
           <w:color w:val="0F172A"/>
-          <w:sz w:val="26"/>
-          <w:szCs w:val="26"/>
-        </w:rPr>
-        <w:t xml:space="preserve">Issue details</w:t>
-      </w:r>
-    </w:p>
-    <w:p>
-      <w:pPr>
-        <w:spacing w:after="80"/>
-      </w:pPr>
-      <w:r>
-        <w:rPr>
-          <w:b/>
-          <w:bCs/>
-          <w:sz w:val="22"/>
-          <w:szCs w:val="22"/>
-        </w:rPr>
-        <w:t xml:space="preserve">Category: </w:t>
-      </w:r>
-      <w:r>
-        <w:rPr>
-          <w:sz w:val="22"/>
-          <w:szCs w:val="22"/>
-        </w:rPr>
-        <w:t xml:space="preserve">plumbing</w:t>
-      </w:r>
-    </w:p>
-    <w:p>
-      <w:pPr>
-        <w:spacing w:after="80"/>
-      </w:pPr>
-      <w:r>
-        <w:rPr>
-          <w:b/>
-          <w:bCs/>
-          <w:sz w:val="22"/>
-          <w:szCs w:val="22"/>
-        </w:rPr>
-        <w:t xml:space="preserve">Priority: </w:t>
-      </w:r>
-      <w:r>
-        <w:rPr>
-          <w:sz w:val="22"/>
-          <w:szCs w:val="22"/>
-        </w:rPr>
-        <w:t xml:space="preserve">medium</w:t>
-      </w:r>
-    </w:p>
-    <w:p>
-      <w:pPr>
-        <w:spacing w:after="80"/>
-      </w:pPr>
-      <w:r>
-        <w:rPr>
-          <w:b/>
-          <w:bCs/>
-          <w:sz w:val="22"/>
-          <w:szCs w:val="22"/>
-        </w:rPr>
-        <w:t xml:space="preserve">Description: </w:t>
-      </w:r>
-      <w:r>
-        <w:rPr>
-          <w:sz w:val="22"/>
-          <w:szCs w:val="22"/>
-        </w:rPr>
-        <w:t xml:space="preserve">The kitchen tap drips constantly. Started 2 days ago. Water pools under the sink.</w:t>
-      </w:r>
-    </w:p>
+          <w:sz w:val="24"/>
+          <w:szCs w:val="24"/>
+        </w:rPr>
+        <w:t xml:space="preserve">1. Raised by</w:t>
+      </w:r>
+    </w:p>
+    <w:tbl>
+      <w:tblPr>
+        <w:tblW w:type="pct" w:w="5000"/>
+        <w:tblBorders>
+          <w:top w:val="single" w:color="auto" w:sz="4"/>
+          <w:left w:val="single" w:color="auto" w:sz="4"/>
+          <w:bottom w:val="single" w:color="auto" w:sz="4"/>
+          <w:right w:val="single" w:color="auto" w:sz="4"/>
+          <w:insideH w:val="single" w:color="auto" w:sz="4"/>
+          <w:insideV w:val="single" w:color="auto" w:sz="4"/>
+        </w:tblBorders>
+      </w:tblPr>
+      <w:tblGrid>
+        <w:gridCol w:w="3119"/>
+        <w:gridCol w:w="6627"/>
+      </w:tblGrid>
+      <w:tr>
+        <w:tc>
+          <w:tcPr>
+            <w:tcW w:type="pct" w:w="1600"/>
+          </w:tcPr>
+          <w:p>
+            <w:r>
+              <w:rPr>
+                <w:b/>
+                <w:bCs/>
+                <w:color w:val="0F172A"/>
+                <w:sz w:val="20"/>
+                <w:szCs w:val="20"/>
+              </w:rPr>
+              <w:t xml:space="preserve">Tenant</w:t>
+            </w:r>
+          </w:p>
+        </w:tc>
+        <w:tc>
+          <w:tcPr>
+            <w:tcW w:type="pct" w:w="3400"/>
+          </w:tcPr>
+          <w:p>
+            <w:r>
+              <w:rPr>
+                <w:color w:val="0F172A"/>
+                <w:sz w:val="20"/>
+                <w:szCs w:val="20"/>
+              </w:rPr>
+              <w:t xml:space="preserve">Brian Mwangi</w:t>
+            </w:r>
+          </w:p>
+        </w:tc>
+      </w:tr>
+      <w:tr>
+        <w:tc>
+          <w:tcPr>
+            <w:tcW w:type="pct" w:w="1600"/>
+          </w:tcPr>
+          <w:p>
+            <w:r>
+              <w:rPr>
+                <w:b/>
+                <w:bCs/>
+                <w:color w:val="0F172A"/>
+                <w:sz w:val="20"/>
+                <w:szCs w:val="20"/>
+              </w:rPr>
+              <w:t xml:space="preserve">Telephone</w:t>
+            </w:r>
+          </w:p>
+        </w:tc>
+        <w:tc>
+          <w:tcPr>
+            <w:tcW w:type="pct" w:w="3400"/>
+          </w:tcPr>
+          <w:p>
+            <w:r>
+              <w:rPr>
+                <w:color w:val="0F172A"/>
+                <w:sz w:val="20"/>
+                <w:szCs w:val="20"/>
+              </w:rPr>
+              <w:t xml:space="preserve">07XX XXX XXX</w:t>
+            </w:r>
+          </w:p>
+        </w:tc>
+      </w:tr>
+      <w:tr>
+        <w:tc>
+          <w:tcPr>
+            <w:tcW w:type="pct" w:w="1600"/>
+          </w:tcPr>
+          <w:p>
+            <w:r>
+              <w:rPr>
+                <w:b/>
+                <w:bCs/>
+                <w:color w:val="0F172A"/>
+                <w:sz w:val="20"/>
+                <w:szCs w:val="20"/>
+              </w:rPr>
+              <w:t xml:space="preserve">Email</w:t>
+            </w:r>
+          </w:p>
+        </w:tc>
+        <w:tc>
+          <w:tcPr>
+            <w:tcW w:type="pct" w:w="3400"/>
+          </w:tcPr>
+          <w:p>
+            <w:r>
+              <w:rPr>
+                <w:color w:val="0F172A"/>
+                <w:sz w:val="20"/>
+                <w:szCs w:val="20"/>
+              </w:rPr>
+              <w:t xml:space="preserve">—</w:t>
+            </w:r>
+          </w:p>
+        </w:tc>
+      </w:tr>
+      <w:tr>
+        <w:tc>
+          <w:tcPr>
+            <w:tcW w:type="pct" w:w="1600"/>
+          </w:tcPr>
+          <w:p>
+            <w:r>
+              <w:rPr>
+                <w:b/>
+                <w:bCs/>
+                <w:color w:val="0F172A"/>
+                <w:sz w:val="20"/>
+                <w:szCs w:val="20"/>
+              </w:rPr>
+              <w:t xml:space="preserve">Property / unit</w:t>
+            </w:r>
+          </w:p>
+        </w:tc>
+        <w:tc>
+          <w:tcPr>
+            <w:tcW w:type="pct" w:w="3400"/>
+          </w:tcPr>
+          <w:p>
+            <w:r>
+              <w:rPr>
+                <w:color w:val="0F172A"/>
+                <w:sz w:val="20"/>
+                <w:szCs w:val="20"/>
+              </w:rPr>
+              <w:t xml:space="preserve">Riverside Court, Riverside Drive, Nairobi</w:t>
+            </w:r>
+          </w:p>
+        </w:tc>
+      </w:tr>
+      <w:tr>
+        <w:tc>
+          <w:tcPr>
+            <w:tcW w:type="pct" w:w="1600"/>
+          </w:tcPr>
+          <w:p>
+            <w:r>
+              <w:rPr>
+                <w:b/>
+                <w:bCs/>
+                <w:color w:val="0F172A"/>
+                <w:sz w:val="20"/>
+                <w:szCs w:val="20"/>
+              </w:rPr>
+              <w:t xml:space="preserve">Date submitted</w:t>
+            </w:r>
+          </w:p>
+        </w:tc>
+        <w:tc>
+          <w:tcPr>
+            <w:tcW w:type="pct" w:w="3400"/>
+          </w:tcPr>
+          <w:p>
+            <w:r>
+              <w:rPr>
+                <w:color w:val="0F172A"/>
+                <w:sz w:val="20"/>
+                <w:szCs w:val="20"/>
+              </w:rPr>
+              <w:t xml:space="preserve">4 March 2026</w:t>
+            </w:r>
+          </w:p>
+        </w:tc>
+      </w:tr>
+      <w:tr>
+        <w:tc>
+          <w:tcPr>
+            <w:tcW w:type="pct" w:w="1600"/>
+          </w:tcPr>
+          <w:p>
+            <w:r>
+              <w:rPr>
+                <w:b/>
+                <w:bCs/>
+                <w:color w:val="0F172A"/>
+                <w:sz w:val="20"/>
+                <w:szCs w:val="20"/>
+              </w:rPr>
+              <w:t xml:space="preserve">Preferred access time</w:t>
+            </w:r>
+          </w:p>
+        </w:tc>
+        <w:tc>
+          <w:tcPr>
+            <w:tcW w:type="pct" w:w="3400"/>
+          </w:tcPr>
+          <w:p>
+            <w:r>
+              <w:rPr>
+                <w:color w:val="0F172A"/>
+                <w:sz w:val="20"/>
+                <w:szCs w:val="20"/>
+              </w:rPr>
+              <w:t xml:space="preserve">Weekdays after 4pm</w:t>
+            </w:r>
+          </w:p>
+        </w:tc>
+      </w:tr>
+    </w:tbl>
     <w:p>
       <w:pPr>
         <w:pStyle w:val="Heading2"/>
-        <w:spacing w:after="120" w:before="200"/>
+        <w:spacing w:after="120" w:before="280"/>
       </w:pPr>
       <w:r>
         <w:rPr>
           <w:b/>
           <w:bCs/>
           <w:color w:val="0F172A"/>
-          <w:sz w:val="26"/>
-          <w:szCs w:val="26"/>
-        </w:rPr>
-        <w:t xml:space="preserve">Tenant contact</w:t>
-      </w:r>
-    </w:p>
-    <w:p>
-      <w:pPr>
-        <w:spacing w:after="80"/>
-      </w:pPr>
-      <w:r>
-        <w:rPr>
-          <w:b/>
-          <w:bCs/>
+          <w:sz w:val="24"/>
+          <w:szCs w:val="24"/>
+        </w:rPr>
+        <w:t xml:space="preserve">2. The fault</w:t>
+      </w:r>
+    </w:p>
+    <w:tbl>
+      <w:tblPr>
+        <w:tblW w:type="pct" w:w="5000"/>
+        <w:tblBorders>
+          <w:top w:val="single" w:color="auto" w:sz="4"/>
+          <w:left w:val="single" w:color="auto" w:sz="4"/>
+          <w:bottom w:val="single" w:color="auto" w:sz="4"/>
+          <w:right w:val="single" w:color="auto" w:sz="4"/>
+          <w:insideH w:val="single" w:color="auto" w:sz="4"/>
+          <w:insideV w:val="single" w:color="auto" w:sz="4"/>
+        </w:tblBorders>
+      </w:tblPr>
+      <w:tblGrid>
+        <w:gridCol w:w="3119"/>
+        <w:gridCol w:w="6627"/>
+      </w:tblGrid>
+      <w:tr>
+        <w:tc>
+          <w:tcPr>
+            <w:tcW w:type="pct" w:w="1600"/>
+          </w:tcPr>
+          <w:p>
+            <w:r>
+              <w:rPr>
+                <w:b/>
+                <w:bCs/>
+                <w:color w:val="0F172A"/>
+                <w:sz w:val="20"/>
+                <w:szCs w:val="20"/>
+              </w:rPr>
+              <w:t xml:space="preserve">Category</w:t>
+            </w:r>
+          </w:p>
+        </w:tc>
+        <w:tc>
+          <w:tcPr>
+            <w:tcW w:type="pct" w:w="3400"/>
+          </w:tcPr>
+          <w:p>
+            <w:r>
+              <w:rPr>
+                <w:color w:val="0F172A"/>
+                <w:sz w:val="20"/>
+                <w:szCs w:val="20"/>
+              </w:rPr>
+              <w:t xml:space="preserve">Plumbing</w:t>
+            </w:r>
+          </w:p>
+        </w:tc>
+      </w:tr>
+      <w:tr>
+        <w:tc>
+          <w:tcPr>
+            <w:tcW w:type="pct" w:w="1600"/>
+          </w:tcPr>
+          <w:p>
+            <w:r>
+              <w:rPr>
+                <w:b/>
+                <w:bCs/>
+                <w:color w:val="0F172A"/>
+                <w:sz w:val="20"/>
+                <w:szCs w:val="20"/>
+              </w:rPr>
+              <w:t xml:space="preserve">Urgency</w:t>
+            </w:r>
+          </w:p>
+        </w:tc>
+        <w:tc>
+          <w:tcPr>
+            <w:tcW w:type="pct" w:w="3400"/>
+          </w:tcPr>
+          <w:p>
+            <w:r>
+              <w:rPr>
+                <w:color w:val="0F172A"/>
+                <w:sz w:val="20"/>
+                <w:szCs w:val="20"/>
+              </w:rPr>
+              <w:t xml:space="preserve">Urgent</w:t>
+            </w:r>
+          </w:p>
+        </w:tc>
+      </w:tr>
+      <w:tr>
+        <w:tc>
+          <w:tcPr>
+            <w:tcW w:type="pct" w:w="1600"/>
+          </w:tcPr>
+          <w:p>
+            <w:r>
+              <w:rPr>
+                <w:b/>
+                <w:bCs/>
+                <w:color w:val="0F172A"/>
+                <w:sz w:val="20"/>
+                <w:szCs w:val="20"/>
+              </w:rPr>
+              <w:t xml:space="preserve">Location in the premises</w:t>
+            </w:r>
+          </w:p>
+        </w:tc>
+        <w:tc>
+          <w:tcPr>
+            <w:tcW w:type="pct" w:w="3400"/>
+          </w:tcPr>
+          <w:p>
+            <w:r>
+              <w:rPr>
+                <w:color w:val="0F172A"/>
+                <w:sz w:val="20"/>
+                <w:szCs w:val="20"/>
+              </w:rPr>
+              <w:t xml:space="preserve">—</w:t>
+            </w:r>
+          </w:p>
+        </w:tc>
+      </w:tr>
+      <w:tr>
+        <w:tc>
+          <w:tcPr>
+            <w:tcW w:type="pct" w:w="1600"/>
+          </w:tcPr>
+          <w:p>
+            <w:r>
+              <w:rPr>
+                <w:b/>
+                <w:bCs/>
+                <w:color w:val="0F172A"/>
+                <w:sz w:val="20"/>
+                <w:szCs w:val="20"/>
+              </w:rPr>
+              <w:t xml:space="preserve">Fault began on (if known)</w:t>
+            </w:r>
+          </w:p>
+        </w:tc>
+        <w:tc>
+          <w:tcPr>
+            <w:tcW w:type="pct" w:w="3400"/>
+          </w:tcPr>
+          <w:p>
+            <w:r>
+              <w:rPr>
+                <w:color w:val="0F172A"/>
+                <w:sz w:val="20"/>
+                <w:szCs w:val="20"/>
+              </w:rPr>
+              <w:t xml:space="preserve">—</w:t>
+            </w:r>
+          </w:p>
+        </w:tc>
+      </w:tr>
+    </w:tbl>
+    <w:p>
+      <w:pPr>
+        <w:spacing w:after="100"/>
+      </w:pPr>
+      <w:r>
+        <w:rPr>
+          <w:color w:val="0F172A"/>
           <w:sz w:val="22"/>
           <w:szCs w:val="22"/>
         </w:rPr>
-        <w:t xml:space="preserve">Phone: </w:t>
-      </w:r>
-      <w:r>
-        <w:rPr>
-          <w:sz w:val="22"/>
-          <w:szCs w:val="22"/>
-        </w:rPr>
-        <w:t xml:space="preserve">0712 345 678</w:t>
-      </w:r>
-    </w:p>
-    <w:p>
-      <w:pPr>
-        <w:spacing w:after="80"/>
-      </w:pPr>
-      <w:r>
-        <w:rPr>
-          <w:b/>
-          <w:bCs/>
-          <w:sz w:val="22"/>
-          <w:szCs w:val="22"/>
-        </w:rPr>
-        <w:t xml:space="preserve">Preferred access time: </w:t>
-      </w:r>
-      <w:r>
-        <w:rPr>
-          <w:sz w:val="22"/>
-          <w:szCs w:val="22"/>
-        </w:rPr>
-        <w:t xml:space="preserve">Weekday mornings</w:t>
-      </w:r>
-    </w:p>
-    <w:p>
-      <w:pPr>
-        <w:pStyle w:val="Heading2"/>
-        <w:spacing w:after="120" w:before="200"/>
+        <w:t xml:space="preserve"> </w:t>
+      </w:r>
+    </w:p>
+    <w:p>
+      <w:pPr>
+        <w:spacing w:after="100"/>
       </w:pPr>
       <w:r>
         <w:rPr>
           <w:b/>
           <w:bCs/>
           <w:color w:val="0F172A"/>
-          <w:sz w:val="26"/>
-          <w:szCs w:val="26"/>
-        </w:rPr>
-        <w:t xml:space="preserve">For office use</w:t>
-      </w:r>
-    </w:p>
-    <w:p>
-      <w:pPr>
-        <w:spacing w:after="80"/>
+          <w:sz w:val="22"/>
+          <w:szCs w:val="22"/>
+        </w:rPr>
+        <w:t xml:space="preserve">Describe what is wrong, in your own words:</w:t>
+      </w:r>
+    </w:p>
+    <w:p>
+      <w:pPr>
+        <w:spacing w:after="140"/>
       </w:pPr>
       <w:r>
         <w:rPr>
           <w:b/>
           <w:bCs/>
+          <w:color w:val="0F172A"/>
+          <w:sz w:val="21"/>
+          <w:szCs w:val="21"/>
+        </w:rPr>
+        <w:t xml:space="preserve">Description </w:t>
+      </w:r>
+      <w:r>
+        <w:rPr>
+          <w:color w:val="94A3B8"/>
+          <w:sz w:val="21"/>
+          <w:szCs w:val="21"/>
+        </w:rPr>
+        <w:t xml:space="preserve">......................................................................</w:t>
+      </w:r>
+    </w:p>
+    <w:p>
+      <w:pPr>
+        <w:spacing w:after="140"/>
+      </w:pPr>
+      <w:r>
+        <w:rPr>
+          <w:b/>
+          <w:bCs/>
+          <w:color w:val="0F172A"/>
+          <w:sz w:val="21"/>
+          <w:szCs w:val="21"/>
+        </w:rPr>
+        <w:t xml:space="preserve"> </w:t>
+      </w:r>
+      <w:r>
+        <w:rPr>
+          <w:color w:val="94A3B8"/>
+          <w:sz w:val="21"/>
+          <w:szCs w:val="21"/>
+        </w:rPr>
+        <w:t xml:space="preserve">......................................................................</w:t>
+      </w:r>
+    </w:p>
+    <w:p>
+      <w:pPr>
+        <w:spacing w:after="120"/>
+      </w:pPr>
+      <w:r>
+        <w:rPr>
+          <w:i/>
+          <w:iCs/>
+          <w:color w:val="64748B"/>
+          <w:sz w:val="18"/>
+          <w:szCs w:val="18"/>
+        </w:rPr>
+        <w:t xml:space="preserve">If there is a smell of gas, a burning smell, flooding, exposed live wiring or a structural crack, telephone immediately rather than waiting on this form.</w:t>
+      </w:r>
+    </w:p>
+    <w:p>
+      <w:pPr>
+        <w:pStyle w:val="Heading2"/>
+        <w:spacing w:after="120" w:before="280"/>
+      </w:pPr>
+      <w:r>
+        <w:rPr>
+          <w:b/>
+          <w:bCs/>
+          <w:color w:val="0F172A"/>
+          <w:sz w:val="24"/>
+          <w:szCs w:val="24"/>
+        </w:rPr>
+        <w:t xml:space="preserve">3. Access permission</w:t>
+      </w:r>
+    </w:p>
+    <w:p>
+      <w:pPr>
+        <w:spacing w:after="70"/>
+        <w:ind w:left="360"/>
+      </w:pPr>
+      <w:r>
+        <w:rPr>
+          <w:b/>
+          <w:bCs/>
+          <w:color w:val="0369A1"/>
           <w:sz w:val="22"/>
           <w:szCs w:val="22"/>
         </w:rPr>
-        <w:t xml:space="preserve">Received by: </w:t>
-      </w:r>
-      <w:r>
-        <w:rPr>
+        <w:t xml:space="preserve">☐   </w:t>
+      </w:r>
+      <w:r>
+        <w:rPr>
+          <w:color w:val="0F172A"/>
+          <w:sz w:val="21"/>
+          <w:szCs w:val="21"/>
+        </w:rPr>
+        <w:t xml:space="preserve">The Tenant gives permission to enter the premises to carry out this work, on the date agreed.</w:t>
+      </w:r>
+    </w:p>
+    <w:p>
+      <w:pPr>
+        <w:spacing w:after="70"/>
+        <w:ind w:left="360"/>
+      </w:pPr>
+      <w:r>
+        <w:rPr>
+          <w:b/>
+          <w:bCs/>
+          <w:color w:val="0369A1"/>
           <w:sz w:val="22"/>
           <w:szCs w:val="22"/>
         </w:rPr>
-        <w:t xml:space="preserve">_________________________</w:t>
-      </w:r>
-    </w:p>
-    <w:p>
-      <w:pPr>
-        <w:spacing w:after="80"/>
+        <w:t xml:space="preserve">☐   </w:t>
+      </w:r>
+      <w:r>
+        <w:rPr>
+          <w:color w:val="0F172A"/>
+          <w:sz w:val="21"/>
+          <w:szCs w:val="21"/>
+        </w:rPr>
+        <w:t xml:space="preserve">The Tenant requests contact in advance of attendance.</w:t>
+      </w:r>
+    </w:p>
+    <w:p>
+      <w:pPr>
+        <w:spacing w:after="70"/>
+        <w:ind w:left="360"/>
       </w:pPr>
       <w:r>
         <w:rPr>
           <w:b/>
           <w:bCs/>
+          <w:color w:val="0369A1"/>
           <w:sz w:val="22"/>
           <w:szCs w:val="22"/>
         </w:rPr>
-        <w:t xml:space="preserve">Date received: </w:t>
-      </w:r>
-      <w:r>
-        <w:rPr>
+        <w:t xml:space="preserve">☐   </w:t>
+      </w:r>
+      <w:r>
+        <w:rPr>
+          <w:color w:val="0F172A"/>
+          <w:sz w:val="21"/>
+          <w:szCs w:val="21"/>
+        </w:rPr>
+        <w:t xml:space="preserve">The Tenant does not consent to entry; contact must be made first.</w:t>
+      </w:r>
+    </w:p>
+    <w:p>
+      <w:pPr>
+        <w:pStyle w:val="Heading2"/>
+        <w:spacing w:after="120" w:before="280"/>
+      </w:pPr>
+      <w:r>
+        <w:rPr>
+          <w:b/>
+          <w:bCs/>
+          <w:color w:val="0F172A"/>
+          <w:sz w:val="24"/>
+          <w:szCs w:val="24"/>
+        </w:rPr>
+        <w:t xml:space="preserve">4. Landlord / agent use</w:t>
+      </w:r>
+    </w:p>
+    <w:tbl>
+      <w:tblPr>
+        <w:tblW w:type="pct" w:w="5000"/>
+        <w:tblBorders>
+          <w:top w:val="single" w:color="auto" w:sz="4"/>
+          <w:left w:val="single" w:color="auto" w:sz="4"/>
+          <w:bottom w:val="single" w:color="auto" w:sz="4"/>
+          <w:right w:val="single" w:color="auto" w:sz="4"/>
+          <w:insideH w:val="single" w:color="auto" w:sz="4"/>
+          <w:insideV w:val="single" w:color="auto" w:sz="4"/>
+        </w:tblBorders>
+      </w:tblPr>
+      <w:tblGrid>
+        <w:gridCol w:w="3119"/>
+        <w:gridCol w:w="6627"/>
+      </w:tblGrid>
+      <w:tr>
+        <w:tc>
+          <w:tcPr>
+            <w:tcW w:type="pct" w:w="1600"/>
+          </w:tcPr>
+          <w:p>
+            <w:r>
+              <w:rPr>
+                <w:b/>
+                <w:bCs/>
+                <w:color w:val="0F172A"/>
+                <w:sz w:val="20"/>
+                <w:szCs w:val="20"/>
+              </w:rPr>
+              <w:t xml:space="preserve">Request reference</w:t>
+            </w:r>
+          </w:p>
+        </w:tc>
+        <w:tc>
+          <w:tcPr>
+            <w:tcW w:type="pct" w:w="3400"/>
+          </w:tcPr>
+          <w:p>
+            <w:r>
+              <w:rPr>
+                <w:color w:val="0F172A"/>
+                <w:sz w:val="20"/>
+                <w:szCs w:val="20"/>
+              </w:rPr>
+              <w:t xml:space="preserve">—</w:t>
+            </w:r>
+          </w:p>
+        </w:tc>
+      </w:tr>
+      <w:tr>
+        <w:tc>
+          <w:tcPr>
+            <w:tcW w:type="pct" w:w="1600"/>
+          </w:tcPr>
+          <w:p>
+            <w:r>
+              <w:rPr>
+                <w:b/>
+                <w:bCs/>
+                <w:color w:val="0F172A"/>
+                <w:sz w:val="20"/>
+                <w:szCs w:val="20"/>
+              </w:rPr>
+              <w:t xml:space="preserve">Received by / date</w:t>
+            </w:r>
+          </w:p>
+        </w:tc>
+        <w:tc>
+          <w:tcPr>
+            <w:tcW w:type="pct" w:w="3400"/>
+          </w:tcPr>
+          <w:p>
+            <w:r>
+              <w:rPr>
+                <w:color w:val="0F172A"/>
+                <w:sz w:val="20"/>
+                <w:szCs w:val="20"/>
+              </w:rPr>
+              <w:t xml:space="preserve">—</w:t>
+            </w:r>
+          </w:p>
+        </w:tc>
+      </w:tr>
+      <w:tr>
+        <w:tc>
+          <w:tcPr>
+            <w:tcW w:type="pct" w:w="1600"/>
+          </w:tcPr>
+          <w:p>
+            <w:r>
+              <w:rPr>
+                <w:b/>
+                <w:bCs/>
+                <w:color w:val="0F172A"/>
+                <w:sz w:val="20"/>
+                <w:szCs w:val="20"/>
+              </w:rPr>
+              <w:t xml:space="preserve">Assessed priority</w:t>
+            </w:r>
+          </w:p>
+        </w:tc>
+        <w:tc>
+          <w:tcPr>
+            <w:tcW w:type="pct" w:w="3400"/>
+          </w:tcPr>
+          <w:p>
+            <w:r>
+              <w:rPr>
+                <w:color w:val="0F172A"/>
+                <w:sz w:val="20"/>
+                <w:szCs w:val="20"/>
+              </w:rPr>
+              <w:t xml:space="preserve">☐ Emergency  ☐ Urgent  ☐ Routine</w:t>
+            </w:r>
+          </w:p>
+        </w:tc>
+      </w:tr>
+      <w:tr>
+        <w:tc>
+          <w:tcPr>
+            <w:tcW w:type="pct" w:w="1600"/>
+          </w:tcPr>
+          <w:p>
+            <w:r>
+              <w:rPr>
+                <w:b/>
+                <w:bCs/>
+                <w:color w:val="0F172A"/>
+                <w:sz w:val="20"/>
+                <w:szCs w:val="20"/>
+              </w:rPr>
+              <w:t xml:space="preserve">Contractor assigned</w:t>
+            </w:r>
+          </w:p>
+        </w:tc>
+        <w:tc>
+          <w:tcPr>
+            <w:tcW w:type="pct" w:w="3400"/>
+          </w:tcPr>
+          <w:p>
+            <w:r>
+              <w:rPr>
+                <w:color w:val="0F172A"/>
+                <w:sz w:val="20"/>
+                <w:szCs w:val="20"/>
+              </w:rPr>
+              <w:t xml:space="preserve">—</w:t>
+            </w:r>
+          </w:p>
+        </w:tc>
+      </w:tr>
+      <w:tr>
+        <w:tc>
+          <w:tcPr>
+            <w:tcW w:type="pct" w:w="1600"/>
+          </w:tcPr>
+          <w:p>
+            <w:r>
+              <w:rPr>
+                <w:b/>
+                <w:bCs/>
+                <w:color w:val="0F172A"/>
+                <w:sz w:val="20"/>
+                <w:szCs w:val="20"/>
+              </w:rPr>
+              <w:t xml:space="preserve">Scheduled date</w:t>
+            </w:r>
+          </w:p>
+        </w:tc>
+        <w:tc>
+          <w:tcPr>
+            <w:tcW w:type="pct" w:w="3400"/>
+          </w:tcPr>
+          <w:p>
+            <w:r>
+              <w:rPr>
+                <w:color w:val="0F172A"/>
+                <w:sz w:val="20"/>
+                <w:szCs w:val="20"/>
+              </w:rPr>
+              <w:t xml:space="preserve">—</w:t>
+            </w:r>
+          </w:p>
+        </w:tc>
+      </w:tr>
+      <w:tr>
+        <w:tc>
+          <w:tcPr>
+            <w:tcW w:type="pct" w:w="1600"/>
+          </w:tcPr>
+          <w:p>
+            <w:r>
+              <w:rPr>
+                <w:b/>
+                <w:bCs/>
+                <w:color w:val="0F172A"/>
+                <w:sz w:val="20"/>
+                <w:szCs w:val="20"/>
+              </w:rPr>
+              <w:t xml:space="preserve">Completed on</w:t>
+            </w:r>
+          </w:p>
+        </w:tc>
+        <w:tc>
+          <w:tcPr>
+            <w:tcW w:type="pct" w:w="3400"/>
+          </w:tcPr>
+          <w:p>
+            <w:r>
+              <w:rPr>
+                <w:color w:val="0F172A"/>
+                <w:sz w:val="20"/>
+                <w:szCs w:val="20"/>
+              </w:rPr>
+              <w:t xml:space="preserve">—</w:t>
+            </w:r>
+          </w:p>
+        </w:tc>
+      </w:tr>
+      <w:tr>
+        <w:tc>
+          <w:tcPr>
+            <w:tcW w:type="pct" w:w="1600"/>
+          </w:tcPr>
+          <w:p>
+            <w:r>
+              <w:rPr>
+                <w:b/>
+                <w:bCs/>
+                <w:color w:val="0F172A"/>
+                <w:sz w:val="20"/>
+                <w:szCs w:val="20"/>
+              </w:rPr>
+              <w:t xml:space="preserve">Cost (KES)</w:t>
+            </w:r>
+          </w:p>
+        </w:tc>
+        <w:tc>
+          <w:tcPr>
+            <w:tcW w:type="pct" w:w="3400"/>
+          </w:tcPr>
+          <w:p>
+            <w:r>
+              <w:rPr>
+                <w:color w:val="0F172A"/>
+                <w:sz w:val="20"/>
+                <w:szCs w:val="20"/>
+              </w:rPr>
+              <w:t xml:space="preserve">—</w:t>
+            </w:r>
+          </w:p>
+        </w:tc>
+      </w:tr>
+      <w:tr>
+        <w:tc>
+          <w:tcPr>
+            <w:tcW w:type="pct" w:w="1600"/>
+          </w:tcPr>
+          <w:p>
+            <w:r>
+              <w:rPr>
+                <w:b/>
+                <w:bCs/>
+                <w:color w:val="0F172A"/>
+                <w:sz w:val="20"/>
+                <w:szCs w:val="20"/>
+              </w:rPr>
+              <w:t xml:space="preserve">Deducted from deposit?</w:t>
+            </w:r>
+          </w:p>
+        </w:tc>
+        <w:tc>
+          <w:tcPr>
+            <w:tcW w:type="pct" w:w="3400"/>
+          </w:tcPr>
+          <w:p>
+            <w:r>
+              <w:rPr>
+                <w:color w:val="0F172A"/>
+                <w:sz w:val="20"/>
+                <w:szCs w:val="20"/>
+              </w:rPr>
+              <w:t xml:space="preserve">☐ No  ☐ Yes — agreed with tenant in writing</w:t>
+            </w:r>
+          </w:p>
+        </w:tc>
+      </w:tr>
+    </w:tbl>
+    <w:p>
+      <w:pPr>
+        <w:spacing w:after="200"/>
+      </w:pPr>
+      <w:r>
+        <w:rPr>
+          <w:color w:val="0F172A"/>
           <w:sz w:val="22"/>
           <w:szCs w:val="22"/>
         </w:rPr>
-        <w:t xml:space="preserve">_________________________</w:t>
-      </w:r>
-    </w:p>
-    <w:p>
-      <w:pPr>
-        <w:spacing w:after="80"/>
-      </w:pPr>
-      <w:r>
-        <w:rPr>
-          <w:b/>
-          <w:bCs/>
+        <w:t xml:space="preserve"> </w:t>
+      </w:r>
+    </w:p>
+    <w:p>
+      <w:pPr>
+        <w:spacing w:after="200"/>
+      </w:pPr>
+      <w:r>
+        <w:rPr>
+          <w:color w:val="0F172A"/>
           <w:sz w:val="22"/>
           <w:szCs w:val="22"/>
         </w:rPr>
-        <w:t xml:space="preserve">Assigned contractor: </w:t>
-      </w:r>
-      <w:r>
-        <w:rPr>
-          <w:sz w:val="22"/>
-          <w:szCs w:val="22"/>
-        </w:rPr>
-        <w:t xml:space="preserve">_________________________</w:t>
-      </w:r>
-    </w:p>
-    <w:p>
-      <w:pPr>
-        <w:spacing w:after="80"/>
-      </w:pPr>
-      <w:r>
-        <w:rPr>
-          <w:b/>
-          <w:bCs/>
-          <w:sz w:val="22"/>
-          <w:szCs w:val="22"/>
-        </w:rPr>
-        <w:t xml:space="preserve">Scheduled date: </w:t>
-      </w:r>
-      <w:r>
-        <w:rPr>
-          <w:sz w:val="22"/>
-          <w:szCs w:val="22"/>
-        </w:rPr>
-        <w:t xml:space="preserve">_________________________</w:t>
-      </w:r>
-    </w:p>
-    <w:p>
-      <w:pPr>
-        <w:spacing w:after="80"/>
-      </w:pPr>
-      <w:r>
-        <w:rPr>
-          <w:b/>
-          <w:bCs/>
-          <w:sz w:val="22"/>
-          <w:szCs w:val="22"/>
-        </w:rPr>
-        <w:t xml:space="preserve">Completion date: </w:t>
-      </w:r>
-      <w:r>
-        <w:rPr>
-          <w:sz w:val="22"/>
-          <w:szCs w:val="22"/>
-        </w:rPr>
-        <w:t xml:space="preserve">_________________________</w:t>
-      </w:r>
-    </w:p>
-    <w:p>
-      <w:pPr>
-        <w:spacing w:after="80"/>
-      </w:pPr>
-      <w:r>
-        <w:rPr>
-          <w:b/>
-          <w:bCs/>
-          <w:sz w:val="22"/>
-          <w:szCs w:val="22"/>
-        </w:rPr>
-        <w:t xml:space="preserve">Cost: </w:t>
-      </w:r>
-      <w:r>
-        <w:rPr>
-          <w:sz w:val="22"/>
-          <w:szCs w:val="22"/>
-        </w:rPr>
-        <w:t xml:space="preserve">KES ______________________</w:t>
-      </w:r>
-    </w:p>
-    <w:p>
-      <w:pPr>
-        <w:spacing w:after="400"/>
-      </w:pPr>
-      <w:r>
-        <w:rPr>
-          <w:sz w:val="22"/>
-          <w:szCs w:val="22"/>
-        </w:rPr>
-        <w:t xml:space="preserve"> </w:t>
+        <w:t xml:space="preserve">Resolution / tenant notified on:</w:t>
       </w:r>
     </w:p>
     <w:tbl>
@@ -394,12 +967,15 @@
             <w:tcW w:type="pct" w:w="2500"/>
           </w:tcPr>
           <w:p>
+            <w:pPr>
+              <w:spacing w:before="320"/>
+            </w:pPr>
             <w:r>
               <w:rPr>
                 <w:sz w:val="22"/>
                 <w:szCs w:val="22"/>
               </w:rPr>
-              <w:t xml:space="preserve">_____________________</w:t>
+              <w:t xml:space="preserve">_______________________________</w:t>
             </w:r>
           </w:p>
           <w:p>
@@ -409,7 +985,7 @@
                 <w:sz w:val="18"/>
                 <w:szCs w:val="18"/>
               </w:rPr>
-              <w:t xml:space="preserve">Tenant</w:t>
+              <w:t xml:space="preserve">Tenant — signature and date</w:t>
             </w:r>
           </w:p>
         </w:tc>
@@ -418,12 +994,15 @@
             <w:tcW w:type="pct" w:w="2500"/>
           </w:tcPr>
           <w:p>
+            <w:pPr>
+              <w:spacing w:before="320"/>
+            </w:pPr>
             <w:r>
               <w:rPr>
                 <w:sz w:val="22"/>
                 <w:szCs w:val="22"/>
               </w:rPr>
-              <w:t xml:space="preserve">_____________________</w:t>
+              <w:t xml:space="preserve">_______________________________</w:t>
             </w:r>
           </w:p>
           <w:p>
@@ -433,7 +1012,7 @@
                 <w:sz w:val="18"/>
                 <w:szCs w:val="18"/>
               </w:rPr>
-              <w:t xml:space="preserve">Landlord / Agent</w:t>
+              <w:t xml:space="preserve">Received by (landlord / agent)</w:t>
             </w:r>
           </w:p>
         </w:tc>
@@ -500,7 +1079,7 @@
         <w:sz w:val="16"/>
         <w:szCs w:val="16"/>
       </w:rPr>
-      <w:t xml:space="preserve">Generated by I-Manage · imanage.co.ke · Page </w:t>
+      <w:t xml:space="preserve">Generated by PropDesk Africa · bknglabs.dev@gmail.com · Page </w:t>
     </w:r>
     <w:r>
       <w:rPr>
@@ -577,6 +1156,7 @@
 <w:hdr xmlns:wpc="http://schemas.microsoft.com/office/word/2010/wordprocessingCanvas" xmlns:mc="http://schemas.openxmlformats.org/markup-compatibility/2006" xmlns:o="urn:schemas-microsoft-com:office:office" xmlns:r="http://schemas.openxmlformats.org/officeDocument/2006/relationships" xmlns:m="http://schemas.openxmlformats.org/officeDocument/2006/math" xmlns:v="urn:schemas-microsoft-com:vml" xmlns:wp14="http://schemas.microsoft.com/office/word/2010/wordprocessingDrawing" xmlns:wp="http://schemas.openxmlformats.org/drawingml/2006/wordprocessingDrawing" xmlns:w10="urn:schemas-microsoft-com:office:word" xmlns:w="http://schemas.openxmlformats.org/wordprocessingml/2006/main" xmlns:w14="http://schemas.microsoft.com/office/word/2010/wordml" xmlns:w15="http://schemas.microsoft.com/office/word/2012/wordml" xmlns:wpg="http://schemas.microsoft.com/office/word/2010/wordprocessingGroup" xmlns:wpi="http://schemas.microsoft.com/office/word/2010/wordprocessingInk" xmlns:wne="http://schemas.microsoft.com/office/word/2006/wordml" xmlns:wps="http://schemas.microsoft.com/office/word/2010/wordprocessingShape" xmlns:cx="http://schemas.microsoft.com/office/drawing/2014/chartex" xmlns:cx1="http://schemas.microsoft.com/office/drawing/2015/9/8/chartex" xmlns:cx2="http://schemas.microsoft.com/office/drawing/2015/10/21/chartex" xmlns:cx3="http://schemas.microsoft.com/office/drawing/2016/5/9/chartex" xmlns:cx4="http://schemas.microsoft.com/office/drawing/2016/5/10/chartex" xmlns:cx5="http://schemas.microsoft.com/office/drawing/2016/5/11/chartex" xmlns:cx6="http://schemas.microsoft.com/office/drawing/2016/5/12/chartex" xmlns:cx7="http://schemas.microsoft.com/office/drawing/2016/5/13/chartex" xmlns:cx8="http://schemas.microsoft.com/office/drawing/2016/5/14/chartex" xmlns:w16cid="http://schemas.microsoft.com/office/word/2016/wordml/cid" xmlns:w16se="http://schemas.microsoft.com/office/word/2015/wordml/symex">
   <w:p>
     <w:pPr>
+      <w:spacing w:after="0"/>
       <w:jc w:val="right"/>
     </w:pPr>
     <w:r>
@@ -587,7 +1167,7 @@
         <w:sz w:val="20"/>
         <w:szCs w:val="20"/>
       </w:rPr>
-      <w:t xml:space="preserve">I-Manage</w:t>
+      <w:t xml:space="preserve">PropDesk Africa</w:t>
     </w:r>
     <w:r>
       <w:rPr>
@@ -600,6 +1180,7 @@
   </w:p>
   <w:p>
     <w:pPr>
+      <w:spacing w:after="160"/>
       <w:jc w:val="right"/>
     </w:pPr>
     <w:r>
@@ -714,7 +1295,11 @@
 <file path=word/styles.xml><?xml version="1.0" encoding="utf-8"?>
 <w:styles xmlns:mc="http://schemas.openxmlformats.org/markup-compatibility/2006" xmlns:r="http://schemas.openxmlformats.org/officeDocument/2006/relationships" xmlns:w="http://schemas.openxmlformats.org/wordprocessingml/2006/main" xmlns:w14="http://schemas.microsoft.com/office/word/2010/wordml" xmlns:w15="http://schemas.microsoft.com/office/word/2012/wordml" mc:Ignorable="w14 w15">
   <w:docDefaults>
-    <w:rPrDefault/>
+    <w:rPrDefault>
+      <w:rPr>
+        <w:rFonts w:ascii="Calibri" w:cs="Calibri" w:eastAsia="Calibri" w:hAnsi="Calibri"/>
+      </w:rPr>
+    </w:rPrDefault>
     <w:pPrDefault/>
   </w:docDefaults>
   <w:style w:type="paragraph" w:styleId="Normal" w:default="1">
